--- a/worksheets/NW_L10_CipherRoom_Worksheet.docx
+++ b/worksheets/NW_L10_CipherRoom_Worksheet.docx
@@ -5023,7 +5023,17 @@
                 <w:sz w:val="21"/>
                 <w:szCs w:val="21"/>
               </w:rPr>
-              <w:t xml:space="preserve">a)  Explain why wireless traffic needs encrypting more urgently than traffic on a cable.  </w:t>
+              <w:t xml:space="preserve">a)  </w:t>
+            </w:r>
+            <w:r>
+              <w:rPr>
+                <w:rFonts w:ascii="Arial" w:cs="Arial" w:eastAsia="Arial" w:hAnsi="Arial"/>
+                <w:b/>
+                <w:bCs/>
+                <w:sz w:val="21"/>
+                <w:szCs w:val="21"/>
+              </w:rPr>
+              <w:t xml:space="preserve">Explain why wireless traffic needs encrypting more urgently than traffic on a cable.  </w:t>
             </w:r>
             <w:r>
               <w:rPr>
@@ -5175,7 +5185,17 @@
                 <w:sz w:val="21"/>
                 <w:szCs w:val="21"/>
               </w:rPr>
-              <w:t xml:space="preserve">b)  Describe how a public key and a private key are used together.  </w:t>
+              <w:t xml:space="preserve">b)  </w:t>
+            </w:r>
+            <w:r>
+              <w:rPr>
+                <w:rFonts w:ascii="Arial" w:cs="Arial" w:eastAsia="Arial" w:hAnsi="Arial"/>
+                <w:b/>
+                <w:bCs/>
+                <w:sz w:val="21"/>
+                <w:szCs w:val="21"/>
+              </w:rPr>
+              <w:t xml:space="preserve">Describe how a public key and a private key are used together.  </w:t>
             </w:r>
             <w:r>
               <w:rPr>
@@ -5364,7 +5384,17 @@
                 <w:sz w:val="21"/>
                 <w:szCs w:val="21"/>
               </w:rPr>
-              <w:t xml:space="preserve">c)  Explain why the Wi-Fi key itself is never sent between the device and the access point.  </w:t>
+              <w:t xml:space="preserve">c)  </w:t>
+            </w:r>
+            <w:r>
+              <w:rPr>
+                <w:rFonts w:ascii="Arial" w:cs="Arial" w:eastAsia="Arial" w:hAnsi="Arial"/>
+                <w:b/>
+                <w:bCs/>
+                <w:sz w:val="21"/>
+                <w:szCs w:val="21"/>
+              </w:rPr>
+              <w:t xml:space="preserve">Explain why the Wi-Fi key itself is never sent between the device and the access point.  </w:t>
             </w:r>
             <w:r>
               <w:rPr>
